--- a/GROUP_6_DBMS_ABSTRACT.docx
+++ b/GROUP_6_DBMS_ABSTRACT.docx
@@ -41,7 +41,25 @@
           <w:sz w:val="24"/>
           <w:szCs w:val="24"/>
         </w:rPr>
-        <w:t xml:space="preserve">Chidera C. Nnadiekwe, </w:t>
+        <w:t xml:space="preserve">Chidera C. </w:t>
+      </w:r>
+      <w:proofErr w:type="spellStart"/>
+      <w:r>
+        <w:rPr>
+          <w:rFonts w:ascii="Times New Roman" w:hAnsi="Times New Roman" w:cs="Times New Roman"/>
+          <w:sz w:val="24"/>
+          <w:szCs w:val="24"/>
+        </w:rPr>
+        <w:t>Nnadiekwe</w:t>
+      </w:r>
+      <w:proofErr w:type="spellEnd"/>
+      <w:r>
+        <w:rPr>
+          <w:rFonts w:ascii="Times New Roman" w:hAnsi="Times New Roman" w:cs="Times New Roman"/>
+          <w:sz w:val="24"/>
+          <w:szCs w:val="24"/>
+        </w:rPr>
+        <w:t xml:space="preserve">, </w:t>
       </w:r>
       <w:r>
         <w:rPr>
@@ -235,16 +253,91 @@
           <w:sz w:val="24"/>
           <w:szCs w:val="24"/>
         </w:rPr>
-        <w:t xml:space="preserve">International trade among nationals is an important conveyor of global economy. It boosts economic growth, reduces poverty, </w:t>
-      </w:r>
-      <w:r>
-        <w:rPr>
-          <w:rFonts w:ascii="Times New Roman" w:hAnsi="Times New Roman" w:cs="Times New Roman"/>
-          <w:sz w:val="24"/>
-          <w:szCs w:val="24"/>
-        </w:rPr>
-        <w:t xml:space="preserve">fosters efficiency, lowers costs of production through economies of sales, and encourages resource access. Ultimately, international trade aims to improve standards of living. </w:t>
-      </w:r>
+        <w:t>International trade among nation</w:t>
+      </w:r>
+      <w:r>
+        <w:rPr>
+          <w:rFonts w:ascii="Times New Roman" w:hAnsi="Times New Roman" w:cs="Times New Roman"/>
+          <w:sz w:val="24"/>
+          <w:szCs w:val="24"/>
+        </w:rPr>
+        <w:t>s</w:t>
+      </w:r>
+      <w:r>
+        <w:rPr>
+          <w:rFonts w:ascii="Times New Roman" w:hAnsi="Times New Roman" w:cs="Times New Roman"/>
+          <w:sz w:val="24"/>
+          <w:szCs w:val="24"/>
+        </w:rPr>
+        <w:t xml:space="preserve"> is an important </w:t>
+      </w:r>
+      <w:r>
+        <w:rPr>
+          <w:rFonts w:ascii="Times New Roman" w:hAnsi="Times New Roman" w:cs="Times New Roman"/>
+          <w:sz w:val="24"/>
+          <w:szCs w:val="24"/>
+        </w:rPr>
+        <w:t>indicator</w:t>
+      </w:r>
+      <w:r>
+        <w:rPr>
+          <w:rFonts w:ascii="Times New Roman" w:hAnsi="Times New Roman" w:cs="Times New Roman"/>
+          <w:sz w:val="24"/>
+          <w:szCs w:val="24"/>
+        </w:rPr>
+        <w:t xml:space="preserve"> of </w:t>
+      </w:r>
+      <w:r>
+        <w:rPr>
+          <w:rFonts w:ascii="Times New Roman" w:hAnsi="Times New Roman" w:cs="Times New Roman"/>
+          <w:sz w:val="24"/>
+          <w:szCs w:val="24"/>
+        </w:rPr>
+        <w:t xml:space="preserve">the </w:t>
+      </w:r>
+      <w:r>
+        <w:rPr>
+          <w:rFonts w:ascii="Times New Roman" w:hAnsi="Times New Roman" w:cs="Times New Roman"/>
+          <w:sz w:val="24"/>
+          <w:szCs w:val="24"/>
+        </w:rPr>
+        <w:t xml:space="preserve">global economy. It boosts economic growth, reduces poverty, </w:t>
+      </w:r>
+      <w:r>
+        <w:rPr>
+          <w:rFonts w:ascii="Times New Roman" w:hAnsi="Times New Roman" w:cs="Times New Roman"/>
+          <w:sz w:val="24"/>
+          <w:szCs w:val="24"/>
+        </w:rPr>
+        <w:t xml:space="preserve">fosters efficiency, lowers costs of production through economies of sales, and </w:t>
+      </w:r>
+      <w:r>
+        <w:rPr>
+          <w:rFonts w:ascii="Times New Roman" w:hAnsi="Times New Roman" w:cs="Times New Roman"/>
+          <w:sz w:val="24"/>
+          <w:szCs w:val="24"/>
+        </w:rPr>
+        <w:t>facilitates access to goods and services</w:t>
+      </w:r>
+      <w:r>
+        <w:rPr>
+          <w:rFonts w:ascii="Times New Roman" w:hAnsi="Times New Roman" w:cs="Times New Roman"/>
+          <w:sz w:val="24"/>
+          <w:szCs w:val="24"/>
+        </w:rPr>
+        <w:t xml:space="preserve">. Ultimately, international trade aims to improve standards of living. </w:t>
+      </w:r>
+    </w:p>
+    <w:p>
+      <w:pPr>
+        <w:spacing w:line="360" w:lineRule="auto"/>
+        <w:jc w:val="both"/>
+        <w:rPr>
+          <w:rFonts w:ascii="Times New Roman" w:hAnsi="Times New Roman" w:cs="Times New Roman"/>
+          <w:sz w:val="24"/>
+          <w:szCs w:val="24"/>
+        </w:rPr>
+      </w:pPr>
       <w:r>
         <w:rPr>
           <w:rFonts w:ascii="Times New Roman" w:hAnsi="Times New Roman" w:cs="Times New Roman"/>
@@ -315,7 +408,15 @@
           <w:sz w:val="24"/>
           <w:szCs w:val="24"/>
         </w:rPr>
-        <w:t>esigning a database in this respect</w:t>
+        <w:t>esigning a</w:t>
+      </w:r>
+      <w:r>
+        <w:rPr>
+          <w:rFonts w:ascii="Times New Roman" w:hAnsi="Times New Roman" w:cs="Times New Roman"/>
+          <w:sz w:val="24"/>
+          <w:szCs w:val="24"/>
+        </w:rPr>
+        <w:t>nd creating a</w:t>
       </w:r>
       <w:r>
         <w:rPr>
@@ -331,6 +432,30 @@
           <w:sz w:val="24"/>
           <w:szCs w:val="24"/>
         </w:rPr>
+        <w:t xml:space="preserve">relational </w:t>
+      </w:r>
+      <w:r>
+        <w:rPr>
+          <w:rFonts w:ascii="Times New Roman" w:hAnsi="Times New Roman" w:cs="Times New Roman"/>
+          <w:sz w:val="24"/>
+          <w:szCs w:val="24"/>
+        </w:rPr>
+        <w:t>database</w:t>
+      </w:r>
+      <w:r>
+        <w:rPr>
+          <w:rFonts w:ascii="Times New Roman" w:hAnsi="Times New Roman" w:cs="Times New Roman"/>
+          <w:sz w:val="24"/>
+          <w:szCs w:val="24"/>
+        </w:rPr>
+        <w:t xml:space="preserve"> </w:t>
+      </w:r>
+      <w:r>
+        <w:rPr>
+          <w:rFonts w:ascii="Times New Roman" w:hAnsi="Times New Roman" w:cs="Times New Roman"/>
+          <w:sz w:val="24"/>
+          <w:szCs w:val="24"/>
+        </w:rPr>
         <w:t xml:space="preserve">will </w:t>
       </w:r>
       <w:r>
@@ -387,31 +512,276 @@
           <w:sz w:val="24"/>
           <w:szCs w:val="24"/>
         </w:rPr>
-        <w:t xml:space="preserve"> In designing the International Trade Relations Database (ITRD), we considered the following relations for the logical schema, namely Regions (continent/trading bloc grouping), Countries, Product Categories, Products, Trade Agreements, Agreement Members, Tariffs, Trade Flows, Exchange Rates, and Sanctions. We have also included an E-R diagram </w:t>
-      </w:r>
-      <w:r>
-        <w:rPr>
-          <w:rFonts w:ascii="Times New Roman" w:hAnsi="Times New Roman" w:cs="Times New Roman"/>
-          <w:sz w:val="24"/>
-          <w:szCs w:val="24"/>
-        </w:rPr>
-        <w:t>for effective visualization of relations’ relationships and created some Views for top bilateral trade relationships</w:t>
-      </w:r>
-      <w:r>
-        <w:rPr>
-          <w:rFonts w:ascii="Times New Roman" w:hAnsi="Times New Roman" w:cs="Times New Roman"/>
-          <w:sz w:val="24"/>
-          <w:szCs w:val="24"/>
-        </w:rPr>
-        <w:t xml:space="preserve">, trade balance per country per year, and tariff impact. Some analytical queries we plan to include are (1) Which country trades the most?, (2) Trade balance for every country in a particular year, and (3) Product most impacted by tariffs greater than 10%. To implement this database, we will be using </w:t>
-      </w:r>
-      <w:r>
-        <w:rPr>
-          <w:rFonts w:ascii="Times New Roman" w:hAnsi="Times New Roman" w:cs="Times New Roman"/>
-          <w:sz w:val="24"/>
-          <w:szCs w:val="24"/>
-        </w:rPr>
-        <w:t>VS Code as code editor, Mermaid Live Editor for E-R diagram, GitHub for group project planning and implementation, Warp or VS Code Terminal as command interface.</w:t>
+        <w:t xml:space="preserve"> In designing the International Trade Relations Database (ITRD), we considered the following relations for the logical schema, </w:t>
+      </w:r>
+      <w:r>
+        <w:rPr>
+          <w:rFonts w:ascii="Times New Roman" w:hAnsi="Times New Roman" w:cs="Times New Roman"/>
+          <w:b/>
+          <w:bCs/>
+          <w:sz w:val="24"/>
+          <w:szCs w:val="24"/>
+        </w:rPr>
+        <w:t>Regions</w:t>
+      </w:r>
+      <w:r>
+        <w:rPr>
+          <w:rFonts w:ascii="Times New Roman" w:hAnsi="Times New Roman" w:cs="Times New Roman"/>
+          <w:sz w:val="24"/>
+          <w:szCs w:val="24"/>
+        </w:rPr>
+        <w:t xml:space="preserve"> (continent/trading bloc grouping), </w:t>
+      </w:r>
+      <w:r>
+        <w:rPr>
+          <w:rFonts w:ascii="Times New Roman" w:hAnsi="Times New Roman" w:cs="Times New Roman"/>
+          <w:b/>
+          <w:bCs/>
+          <w:sz w:val="24"/>
+          <w:szCs w:val="24"/>
+        </w:rPr>
+        <w:t>Countries, Product Categories</w:t>
+      </w:r>
+      <w:r>
+        <w:rPr>
+          <w:rFonts w:ascii="Times New Roman" w:hAnsi="Times New Roman" w:cs="Times New Roman"/>
+          <w:sz w:val="24"/>
+          <w:szCs w:val="24"/>
+        </w:rPr>
+        <w:t xml:space="preserve">, </w:t>
+      </w:r>
+      <w:r>
+        <w:rPr>
+          <w:rFonts w:ascii="Times New Roman" w:hAnsi="Times New Roman" w:cs="Times New Roman"/>
+          <w:b/>
+          <w:bCs/>
+          <w:sz w:val="24"/>
+          <w:szCs w:val="24"/>
+        </w:rPr>
+        <w:t>Products</w:t>
+      </w:r>
+      <w:r>
+        <w:rPr>
+          <w:rFonts w:ascii="Times New Roman" w:hAnsi="Times New Roman" w:cs="Times New Roman"/>
+          <w:sz w:val="24"/>
+          <w:szCs w:val="24"/>
+        </w:rPr>
+        <w:t xml:space="preserve">, </w:t>
+      </w:r>
+      <w:r>
+        <w:rPr>
+          <w:rFonts w:ascii="Times New Roman" w:hAnsi="Times New Roman" w:cs="Times New Roman"/>
+          <w:b/>
+          <w:bCs/>
+          <w:sz w:val="24"/>
+          <w:szCs w:val="24"/>
+        </w:rPr>
+        <w:t>Trade Agreements</w:t>
+      </w:r>
+      <w:r>
+        <w:rPr>
+          <w:rFonts w:ascii="Times New Roman" w:hAnsi="Times New Roman" w:cs="Times New Roman"/>
+          <w:sz w:val="24"/>
+          <w:szCs w:val="24"/>
+        </w:rPr>
+        <w:t xml:space="preserve">, </w:t>
+      </w:r>
+      <w:r>
+        <w:rPr>
+          <w:rFonts w:ascii="Times New Roman" w:hAnsi="Times New Roman" w:cs="Times New Roman"/>
+          <w:b/>
+          <w:bCs/>
+          <w:sz w:val="24"/>
+          <w:szCs w:val="24"/>
+        </w:rPr>
+        <w:t>Agreement Members</w:t>
+      </w:r>
+      <w:r>
+        <w:rPr>
+          <w:rFonts w:ascii="Times New Roman" w:hAnsi="Times New Roman" w:cs="Times New Roman"/>
+          <w:sz w:val="24"/>
+          <w:szCs w:val="24"/>
+        </w:rPr>
+        <w:t xml:space="preserve">, </w:t>
+      </w:r>
+      <w:r>
+        <w:rPr>
+          <w:rFonts w:ascii="Times New Roman" w:hAnsi="Times New Roman" w:cs="Times New Roman"/>
+          <w:b/>
+          <w:bCs/>
+          <w:sz w:val="24"/>
+          <w:szCs w:val="24"/>
+        </w:rPr>
+        <w:t>Tariffs</w:t>
+      </w:r>
+      <w:r>
+        <w:rPr>
+          <w:rFonts w:ascii="Times New Roman" w:hAnsi="Times New Roman" w:cs="Times New Roman"/>
+          <w:sz w:val="24"/>
+          <w:szCs w:val="24"/>
+        </w:rPr>
+        <w:t xml:space="preserve">, </w:t>
+      </w:r>
+      <w:r>
+        <w:rPr>
+          <w:rFonts w:ascii="Times New Roman" w:hAnsi="Times New Roman" w:cs="Times New Roman"/>
+          <w:b/>
+          <w:bCs/>
+          <w:sz w:val="24"/>
+          <w:szCs w:val="24"/>
+        </w:rPr>
+        <w:t>Trade Flows</w:t>
+      </w:r>
+      <w:r>
+        <w:rPr>
+          <w:rFonts w:ascii="Times New Roman" w:hAnsi="Times New Roman" w:cs="Times New Roman"/>
+          <w:sz w:val="24"/>
+          <w:szCs w:val="24"/>
+        </w:rPr>
+        <w:t xml:space="preserve">, </w:t>
+      </w:r>
+      <w:r>
+        <w:rPr>
+          <w:rFonts w:ascii="Times New Roman" w:hAnsi="Times New Roman" w:cs="Times New Roman"/>
+          <w:b/>
+          <w:bCs/>
+          <w:sz w:val="24"/>
+          <w:szCs w:val="24"/>
+        </w:rPr>
+        <w:t>Exchange Rates</w:t>
+      </w:r>
+      <w:r>
+        <w:rPr>
+          <w:rFonts w:ascii="Times New Roman" w:hAnsi="Times New Roman" w:cs="Times New Roman"/>
+          <w:sz w:val="24"/>
+          <w:szCs w:val="24"/>
+        </w:rPr>
+        <w:t xml:space="preserve">, and </w:t>
+      </w:r>
+      <w:r>
+        <w:rPr>
+          <w:rFonts w:ascii="Times New Roman" w:hAnsi="Times New Roman" w:cs="Times New Roman"/>
+          <w:b/>
+          <w:bCs/>
+          <w:sz w:val="24"/>
+          <w:szCs w:val="24"/>
+        </w:rPr>
+        <w:t>Sanctions</w:t>
+      </w:r>
+      <w:r>
+        <w:rPr>
+          <w:rFonts w:ascii="Times New Roman" w:hAnsi="Times New Roman" w:cs="Times New Roman"/>
+          <w:sz w:val="24"/>
+          <w:szCs w:val="24"/>
+        </w:rPr>
+        <w:t xml:space="preserve">. We have also included an E-R diagram </w:t>
+      </w:r>
+      <w:r>
+        <w:rPr>
+          <w:rFonts w:ascii="Times New Roman" w:hAnsi="Times New Roman" w:cs="Times New Roman"/>
+          <w:sz w:val="24"/>
+          <w:szCs w:val="24"/>
+        </w:rPr>
+        <w:t xml:space="preserve">for effective visualization of </w:t>
+      </w:r>
+      <w:r>
+        <w:rPr>
+          <w:rFonts w:ascii="Times New Roman" w:hAnsi="Times New Roman" w:cs="Times New Roman"/>
+          <w:sz w:val="24"/>
+          <w:szCs w:val="24"/>
+        </w:rPr>
+        <w:t>table</w:t>
+      </w:r>
+      <w:r>
+        <w:rPr>
+          <w:rFonts w:ascii="Times New Roman" w:hAnsi="Times New Roman" w:cs="Times New Roman"/>
+          <w:sz w:val="24"/>
+          <w:szCs w:val="24"/>
+        </w:rPr>
+        <w:t xml:space="preserve"> relationships and created Views for top bilateral trade relationships</w:t>
+      </w:r>
+      <w:r>
+        <w:rPr>
+          <w:rFonts w:ascii="Times New Roman" w:hAnsi="Times New Roman" w:cs="Times New Roman"/>
+          <w:sz w:val="24"/>
+          <w:szCs w:val="24"/>
+        </w:rPr>
+        <w:t>, trade balance per country per year, a</w:t>
+      </w:r>
+      <w:r>
+        <w:rPr>
+          <w:rFonts w:ascii="Times New Roman" w:hAnsi="Times New Roman" w:cs="Times New Roman"/>
+          <w:sz w:val="24"/>
+          <w:szCs w:val="24"/>
+        </w:rPr>
+        <w:t>s well as</w:t>
+      </w:r>
+      <w:r>
+        <w:rPr>
+          <w:rFonts w:ascii="Times New Roman" w:hAnsi="Times New Roman" w:cs="Times New Roman"/>
+          <w:sz w:val="24"/>
+          <w:szCs w:val="24"/>
+        </w:rPr>
+        <w:t xml:space="preserve"> tariff impact. </w:t>
+      </w:r>
+    </w:p>
+    <w:p>
+      <w:pPr>
+        <w:spacing w:line="360" w:lineRule="auto"/>
+        <w:jc w:val="both"/>
+        <w:rPr>
+          <w:rFonts w:ascii="Times New Roman" w:hAnsi="Times New Roman" w:cs="Times New Roman"/>
+          <w:sz w:val="24"/>
+          <w:szCs w:val="24"/>
+        </w:rPr>
+      </w:pPr>
+      <w:r>
+        <w:rPr>
+          <w:rFonts w:ascii="Times New Roman" w:hAnsi="Times New Roman" w:cs="Times New Roman"/>
+          <w:sz w:val="24"/>
+          <w:szCs w:val="24"/>
+        </w:rPr>
+        <w:t xml:space="preserve">Some analytical queries we plan to include are (1) Which country trades the most, (2) Trade balance for every country in a particular year, and (3) Product most impacted by tariffs greater than 10%. To implement this database, we will be using </w:t>
+      </w:r>
+      <w:r>
+        <w:rPr>
+          <w:rFonts w:ascii="Times New Roman" w:hAnsi="Times New Roman" w:cs="Times New Roman"/>
+          <w:sz w:val="24"/>
+          <w:szCs w:val="24"/>
+        </w:rPr>
+        <w:t>VS Code as code editor, Mermaid Live Editor for</w:t>
+      </w:r>
+      <w:r>
+        <w:rPr>
+          <w:rFonts w:ascii="Times New Roman" w:hAnsi="Times New Roman" w:cs="Times New Roman"/>
+          <w:sz w:val="24"/>
+          <w:szCs w:val="24"/>
+        </w:rPr>
+        <w:t xml:space="preserve"> our</w:t>
+      </w:r>
+      <w:r>
+        <w:rPr>
+          <w:rFonts w:ascii="Times New Roman" w:hAnsi="Times New Roman" w:cs="Times New Roman"/>
+          <w:sz w:val="24"/>
+          <w:szCs w:val="24"/>
+        </w:rPr>
+        <w:t xml:space="preserve"> E-R diagram, GitHub for project </w:t>
+      </w:r>
+      <w:r>
+        <w:rPr>
+          <w:rFonts w:ascii="Times New Roman" w:hAnsi="Times New Roman" w:cs="Times New Roman"/>
+          <w:sz w:val="24"/>
+          <w:szCs w:val="24"/>
+        </w:rPr>
+        <w:t>planification</w:t>
+      </w:r>
+      <w:r>
+        <w:rPr>
+          <w:rFonts w:ascii="Times New Roman" w:hAnsi="Times New Roman" w:cs="Times New Roman"/>
+          <w:sz w:val="24"/>
+          <w:szCs w:val="24"/>
+        </w:rPr>
+        <w:t xml:space="preserve"> and implementation, Warp or VS Code Terminal as command interface.</w:t>
       </w:r>
     </w:p>
     <w:sectPr>
